--- a/guide-eml-bp/guide-eml-bp_v3.1.docx
+++ b/guide-eml-bp/guide-eml-bp_v3.1.docx
@@ -175,7 +175,7 @@
         <w:pStyle w:val="Date"/>
       </w:pPr>
       <w:r>
-        <w:t xml:space="preserve">2017-11-01</w:t>
+        <w:t xml:space="preserve">2026-09-22</w:t>
       </w:r>
     </w:p>
     <w:p>
@@ -232,110 +232,11 @@
         </w:p>
       </w:sdtContent>
     </w:sdt>
-    <w:bookmarkStart w:id="9" w:name="X6b07d44d85d270faff2521df2125f8bdb00d1bf"/>
+    <w:bookmarkStart w:id="9" w:name="section"/>
     <w:p>
       <w:pPr>
         <w:pStyle w:val="Heading1"/>
       </w:pPr>
-      <w:r>
-        <w:t xml:space="preserve">1. Best Practices for Dataset Metadata in Ecological Metadata Language (EML)</w:t>
-      </w:r>
-    </w:p>
-    <w:p>
-      <w:pPr>
-        <w:pStyle w:val="FirstParagraph"/>
-      </w:pPr>
-      <w:r>
-        <w:t xml:space="preserve">Version 3.1</w:t>
-      </w:r>
-    </w:p>
-    <w:p>
-      <w:pPr>
-        <w:pStyle w:val="BodyText"/>
-      </w:pPr>
-      <w:r>
-        <w:t xml:space="preserve">This book presents “best practice” recommendations for creating metadata</w:t>
-      </w:r>
-      <w:r>
-        <w:t xml:space="preserve"> </w:t>
-      </w:r>
-      <w:r>
-        <w:t xml:space="preserve">documents in the Ecological Metadata Language (EML), a widely accepted</w:t>
-      </w:r>
-      <w:r>
-        <w:t xml:space="preserve"> </w:t>
-      </w:r>
-      <w:r>
-        <w:t xml:space="preserve">standard for research metadata exchange in the environmental sciences.</w:t>
-      </w:r>
-      <w:r>
-        <w:t xml:space="preserve"> </w:t>
-      </w:r>
-      <w:r>
-        <w:t xml:space="preserve">The document focuses the most common use-cases for EML and recommends</w:t>
-      </w:r>
-      <w:r>
-        <w:t xml:space="preserve"> </w:t>
-      </w:r>
-      <w:r>
-        <w:t xml:space="preserve">content and formatting for its most important and frequently-used</w:t>
-      </w:r>
-      <w:r>
-        <w:t xml:space="preserve"> </w:t>
-      </w:r>
-      <w:r>
-        <w:t xml:space="preserve">metadata elements. As such, these recommendations can be applied to most</w:t>
-      </w:r>
-      <w:r>
-        <w:t xml:space="preserve"> </w:t>
-      </w:r>
-      <w:r>
-        <w:t xml:space="preserve">research datasets that include EML metadata. There are also</w:t>
-      </w:r>
-      <w:r>
-        <w:t xml:space="preserve"> </w:t>
-      </w:r>
-      <w:r>
-        <w:t xml:space="preserve">recommendations specific to the U.S. LTER Network and Environmental Data</w:t>
-      </w:r>
-      <w:r>
-        <w:t xml:space="preserve"> </w:t>
-      </w:r>
-      <w:r>
-        <w:t xml:space="preserve">Initiative (EDI) repository. This is the third version of the book, with</w:t>
-      </w:r>
-      <w:r>
-        <w:t xml:space="preserve"> </w:t>
-      </w:r>
-      <w:r>
-        <w:t xml:space="preserve">content updated in 2017 by the EML Best Practices working group of the</w:t>
-      </w:r>
-      <w:r>
-        <w:t xml:space="preserve"> </w:t>
-      </w:r>
-      <w:r>
-        <w:t xml:space="preserve">LTER Network Information Management Committee. Minor edits and</w:t>
-      </w:r>
-      <w:r>
-        <w:t xml:space="preserve"> </w:t>
-      </w:r>
-      <w:r>
-        <w:t xml:space="preserve">reformatting took place in 2019 to produce this current online version</w:t>
-      </w:r>
-      <w:r>
-        <w:t xml:space="preserve"> </w:t>
-      </w:r>
-      <w:r>
-        <w:t xml:space="preserve">(Version 3.1).</w:t>
-      </w:r>
-    </w:p>
-    <w:p>
-      <w:pPr>
-        <w:pStyle w:val="BodyText"/>
-      </w:pPr>
-      <w:r>
-        <w:br/>
-      </w:r>
     </w:p>
     <w:bookmarkEnd w:id="9"/>
     <w:bookmarkStart w:id="16" w:name="preface"/>
@@ -748,7 +649,7 @@
         <w:pStyle w:val="Heading1"/>
       </w:pPr>
       <w:r>
-        <w:t xml:space="preserve">2. Introduction</w:t>
+        <w:t xml:space="preserve">1. Introduction</w:t>
       </w:r>
     </w:p>
     <w:p>
@@ -833,7 +734,7 @@
         <w:pStyle w:val="Heading2"/>
       </w:pPr>
       <w:r>
-        <w:t xml:space="preserve">2.1 History</w:t>
+        <w:t xml:space="preserve">1.1 History</w:t>
       </w:r>
     </w:p>
     <w:p>
@@ -1155,7 +1056,7 @@
         <w:pStyle w:val="Heading2"/>
       </w:pPr>
       <w:r>
-        <w:t xml:space="preserve">2.2 General Recommendations</w:t>
+        <w:t xml:space="preserve">1.2 General Recommendations</w:t>
       </w:r>
     </w:p>
     <w:p>
@@ -1172,7 +1073,7 @@
         <w:pStyle w:val="Heading3"/>
       </w:pPr>
       <w:r>
-        <w:t xml:space="preserve">2.2.1 Metadata Distribution</w:t>
+        <w:t xml:space="preserve">1.2.1 Metadata Distribution</w:t>
       </w:r>
     </w:p>
     <w:p>
@@ -1190,7 +1091,7 @@
         <w:pStyle w:val="Heading3"/>
       </w:pPr>
       <w:r>
-        <w:t xml:space="preserve">2.2.2 Data Package Identifiers</w:t>
+        <w:t xml:space="preserve">1.2.2 Data Package Identifiers</w:t>
       </w:r>
     </w:p>
     <w:p>
@@ -1208,7 +1109,7 @@
         <w:pStyle w:val="Heading3"/>
       </w:pPr>
       <w:r>
-        <w:t xml:space="preserve">2.2.3 High-priority Elements</w:t>
+        <w:t xml:space="preserve">1.2.3 High-priority Elements</w:t>
       </w:r>
     </w:p>
     <w:p>
@@ -1408,7 +1309,7 @@
         <w:pStyle w:val="Heading1"/>
       </w:pPr>
       <w:r>
-        <w:t xml:space="preserve">3. Content recommendations for Elements and Attributes</w:t>
+        <w:t xml:space="preserve">2. Content recommendations for Elements and Attributes</w:t>
       </w:r>
     </w:p>
     <w:bookmarkStart w:id="25" w:name="Root_element"/>
@@ -1452,7 +1353,7 @@
         <w:pStyle w:val="Heading3"/>
       </w:pPr>
       <w:r>
-        <w:t xml:space="preserve">3.0.1 @schemaLocation (XML attribute)</w:t>
+        <w:t xml:space="preserve">2.0.1 @schemaLocation (XML attribute)</w:t>
       </w:r>
     </w:p>
     <w:p>
@@ -1488,7 +1389,7 @@
         <w:pStyle w:val="Heading3"/>
       </w:pPr>
       <w:r>
-        <w:t xml:space="preserve">3.0.2 @packageId (XML attribute)</w:t>
+        <w:t xml:space="preserve">2.0.2 @packageId (XML attribute)</w:t>
       </w:r>
     </w:p>
     <w:p>
@@ -1597,7 +1498,7 @@
         <w:pStyle w:val="Heading2"/>
       </w:pPr>
       <w:r>
-        <w:t xml:space="preserve">3.1 Top Level Elements</w:t>
+        <w:t xml:space="preserve">2.1 Top Level Elements</w:t>
       </w:r>
     </w:p>
     <w:p>
@@ -1723,7 +1624,7 @@
         <w:pStyle w:val="Heading3"/>
       </w:pPr>
       <w:r>
-        <w:t xml:space="preserve">3.1.1 id, system and scope attributues (XML attribute-group)</w:t>
+        <w:t xml:space="preserve">2.1.1 id, system and scope attributues (XML attribute-group)</w:t>
       </w:r>
     </w:p>
     <w:p>
@@ -2466,7 +2367,7 @@
         <w:pStyle w:val="Heading3"/>
       </w:pPr>
       <w:r>
-        <w:t xml:space="preserve">3.1.2 access</w:t>
+        <w:t xml:space="preserve">2.1.2 access</w:t>
       </w:r>
     </w:p>
     <w:p>
@@ -2989,7 +2890,7 @@
         <w:pStyle w:val="Heading3"/>
       </w:pPr>
       <w:r>
-        <w:t xml:space="preserve">3.1.3 dataset</w:t>
+        <w:t xml:space="preserve">2.1.3 dataset</w:t>
       </w:r>
     </w:p>
     <w:p>
@@ -3529,7 +3430,7 @@
         <w:pStyle w:val="Heading4"/>
       </w:pPr>
       <w:r>
-        <w:t xml:space="preserve">3.1.3.1 alternateIdentifier</w:t>
+        <w:t xml:space="preserve">2.1.3.1 alternateIdentifier</w:t>
       </w:r>
     </w:p>
     <w:p>
@@ -3695,7 +3596,7 @@
         <w:pStyle w:val="Heading4"/>
       </w:pPr>
       <w:r>
-        <w:t xml:space="preserve">3.1.3.2 title (dataset)</w:t>
+        <w:t xml:space="preserve">2.1.3.2 title (dataset)</w:t>
       </w:r>
     </w:p>
     <w:p>
@@ -3985,7 +3886,7 @@
         <w:pStyle w:val="Heading3"/>
       </w:pPr>
       <w:r>
-        <w:t xml:space="preserve">3.1.4 additionalMetadata</w:t>
+        <w:t xml:space="preserve">2.1.4 additionalMetadata</w:t>
       </w:r>
     </w:p>
     <w:p>
@@ -4787,7 +4688,7 @@
         <w:pStyle w:val="Heading2"/>
       </w:pPr>
       <w:r>
-        <w:t xml:space="preserve">3.2 People and Organizations (Parties)</w:t>
+        <w:t xml:space="preserve">2.2 People and Organizations (Parties)</w:t>
       </w:r>
     </w:p>
     <w:p>
@@ -5135,7 +5036,7 @@
         <w:pStyle w:val="Heading3"/>
       </w:pPr>
       <w:r>
-        <w:t xml:space="preserve">3.2.1 userId</w:t>
+        <w:t xml:space="preserve">2.2.1 userId</w:t>
       </w:r>
     </w:p>
     <w:p>
@@ -7142,7 +7043,7 @@
         <w:pStyle w:val="Heading3"/>
       </w:pPr>
       <w:r>
-        <w:t xml:space="preserve">3.2.2 creator</w:t>
+        <w:t xml:space="preserve">2.2.2 creator</w:t>
       </w:r>
     </w:p>
     <w:p>
@@ -7300,7 +7201,7 @@
         <w:pStyle w:val="Heading3"/>
       </w:pPr>
       <w:r>
-        <w:t xml:space="preserve">3.2.3 metadataProvider</w:t>
+        <w:t xml:space="preserve">2.2.3 metadataProvider</w:t>
       </w:r>
     </w:p>
     <w:p>
@@ -7939,7 +7840,7 @@
         <w:pStyle w:val="Heading3"/>
       </w:pPr>
       <w:r>
-        <w:t xml:space="preserve">3.2.4 associatedParty</w:t>
+        <w:t xml:space="preserve">2.2.4 associatedParty</w:t>
       </w:r>
     </w:p>
     <w:p>
@@ -8779,7 +8680,7 @@
         <w:pStyle w:val="Heading3"/>
       </w:pPr>
       <w:r>
-        <w:t xml:space="preserve">3.2.5 contact</w:t>
+        <w:t xml:space="preserve">2.2.5 contact</w:t>
       </w:r>
     </w:p>
     <w:p>
@@ -9472,7 +9373,7 @@
         <w:pStyle w:val="Heading3"/>
       </w:pPr>
       <w:r>
-        <w:t xml:space="preserve">3.2.6 publisher</w:t>
+        <w:t xml:space="preserve">2.2.6 publisher</w:t>
       </w:r>
     </w:p>
     <w:p>
@@ -9690,7 +9591,7 @@
         <w:pStyle w:val="Heading2"/>
       </w:pPr>
       <w:r>
-        <w:t xml:space="preserve">3.3 pubDate</w:t>
+        <w:t xml:space="preserve">2.3 pubDate</w:t>
       </w:r>
     </w:p>
     <w:p>
@@ -9832,7 +9733,7 @@
         <w:pStyle w:val="Heading2"/>
       </w:pPr>
       <w:r>
-        <w:t xml:space="preserve">3.4 abstract</w:t>
+        <w:t xml:space="preserve">2.4 abstract</w:t>
       </w:r>
     </w:p>
     <w:p>
@@ -9990,7 +9891,7 @@
         <w:pStyle w:val="Heading2"/>
       </w:pPr>
       <w:r>
-        <w:t xml:space="preserve">3.5 keywordSet and keyword</w:t>
+        <w:t xml:space="preserve">2.5 keywordSet and keyword</w:t>
       </w:r>
     </w:p>
     <w:p>
@@ -11478,7 +11379,7 @@
         <w:pStyle w:val="Heading2"/>
       </w:pPr>
       <w:r>
-        <w:t xml:space="preserve">3.6 intellectualRights</w:t>
+        <w:t xml:space="preserve">2.6 intellectualRights</w:t>
       </w:r>
     </w:p>
     <w:p>
@@ -11969,7 +11870,7 @@
         <w:pStyle w:val="Heading2"/>
       </w:pPr>
       <w:r>
-        <w:t xml:space="preserve">3.7 distribution</w:t>
+        <w:t xml:space="preserve">2.7 distribution</w:t>
       </w:r>
     </w:p>
     <w:p>
@@ -12030,7 +11931,7 @@
         <w:pStyle w:val="Heading3"/>
       </w:pPr>
       <w:r>
-        <w:t xml:space="preserve">3.7.1 Dataset level</w:t>
+        <w:t xml:space="preserve">2.7.1 Dataset level</w:t>
       </w:r>
     </w:p>
     <w:p>
@@ -12338,7 +12239,7 @@
         <w:pStyle w:val="Heading3"/>
       </w:pPr>
       <w:r>
-        <w:t xml:space="preserve">3.7.2 Entity level</w:t>
+        <w:t xml:space="preserve">2.7.2 Entity level</w:t>
       </w:r>
     </w:p>
     <w:p>
@@ -13361,7 +13262,7 @@
         <w:pStyle w:val="Heading2"/>
       </w:pPr>
       <w:r>
-        <w:t xml:space="preserve">3.8 coverage</w:t>
+        <w:t xml:space="preserve">2.8 coverage</w:t>
       </w:r>
     </w:p>
     <w:p>
@@ -13562,7 +13463,7 @@
         <w:pStyle w:val="Heading3"/>
       </w:pPr>
       <w:r>
-        <w:t xml:space="preserve">3.8.1 geographicCoverage</w:t>
+        <w:t xml:space="preserve">2.8.1 geographicCoverage</w:t>
       </w:r>
     </w:p>
     <w:p>
@@ -15452,7 +15353,7 @@
         <w:pStyle w:val="Heading3"/>
       </w:pPr>
       <w:r>
-        <w:t xml:space="preserve">3.8.2 temporalCoverage</w:t>
+        <w:t xml:space="preserve">2.8.2 temporalCoverage</w:t>
       </w:r>
     </w:p>
     <w:p>
@@ -15940,7 +15841,7 @@
         <w:pStyle w:val="Heading3"/>
       </w:pPr>
       <w:r>
-        <w:t xml:space="preserve">3.8.3 taxonomicCoverage</w:t>
+        <w:t xml:space="preserve">2.8.3 taxonomicCoverage</w:t>
       </w:r>
     </w:p>
     <w:p>
@@ -18401,7 +18302,7 @@
         <w:pStyle w:val="Heading2"/>
       </w:pPr>
       <w:r>
-        <w:t xml:space="preserve">3.9 maintenance</w:t>
+        <w:t xml:space="preserve">2.9 maintenance</w:t>
       </w:r>
     </w:p>
     <w:p>
@@ -18606,7 +18507,7 @@
         <w:pStyle w:val="Heading2"/>
       </w:pPr>
       <w:r>
-        <w:t xml:space="preserve">3.10 methods</w:t>
+        <w:t xml:space="preserve">2.10 methods</w:t>
       </w:r>
     </w:p>
     <w:p>
@@ -18971,7 +18872,7 @@
         <w:pStyle w:val="Heading3"/>
       </w:pPr>
       <w:r>
-        <w:t xml:space="preserve">3.10.1 methodStep</w:t>
+        <w:t xml:space="preserve">2.10.1 methodStep</w:t>
       </w:r>
     </w:p>
     <w:p>
@@ -19150,7 +19051,7 @@
         <w:pStyle w:val="Heading4"/>
       </w:pPr>
       <w:r>
-        <w:t xml:space="preserve">3.10.1.1 instrumentation</w:t>
+        <w:t xml:space="preserve">2.10.1.1 instrumentation</w:t>
       </w:r>
     </w:p>
     <w:p>
@@ -19219,7 +19120,7 @@
         <w:pStyle w:val="Heading4"/>
       </w:pPr>
       <w:r>
-        <w:t xml:space="preserve">3.10.1.2 dataSource</w:t>
+        <w:t xml:space="preserve">2.10.1.2 dataSource</w:t>
       </w:r>
     </w:p>
     <w:p>
@@ -19362,7 +19263,7 @@
         <w:pStyle w:val="Heading3"/>
       </w:pPr>
       <w:r>
-        <w:t xml:space="preserve">3.10.2 sampling</w:t>
+        <w:t xml:space="preserve">2.10.2 sampling</w:t>
       </w:r>
     </w:p>
     <w:p>
@@ -19658,7 +19559,7 @@
         <w:pStyle w:val="Heading3"/>
       </w:pPr>
       <w:r>
-        <w:t xml:space="preserve">3.10.3 qualityControl</w:t>
+        <w:t xml:space="preserve">2.10.3 qualityControl</w:t>
       </w:r>
     </w:p>
     <w:p>
@@ -22120,7 +22021,7 @@
         <w:pStyle w:val="Heading2"/>
       </w:pPr>
       <w:r>
-        <w:t xml:space="preserve">3.11 project</w:t>
+        <w:t xml:space="preserve">2.11 project</w:t>
       </w:r>
     </w:p>
     <w:p>
@@ -23736,7 +23637,7 @@
         <w:pStyle w:val="Heading2"/>
       </w:pPr>
       <w:r>
-        <w:t xml:space="preserve">3.12 [entity] = dataTable, spatialRaster, spatialVector, storedProcedure, view, otherEntity</w:t>
+        <w:t xml:space="preserve">2.12 [entity] = dataTable, spatialRaster, spatialVector, storedProcedure, view, otherEntity</w:t>
       </w:r>
     </w:p>
     <w:p>
@@ -26812,7 +26713,7 @@
         <w:pStyle w:val="Heading2"/>
       </w:pPr>
       <w:r>
-        <w:t xml:space="preserve">3.13 attributeList</w:t>
+        <w:t xml:space="preserve">2.13 attributeList</w:t>
       </w:r>
     </w:p>
     <w:p>
@@ -27237,7 +27138,7 @@
         <w:pStyle w:val="Heading3"/>
       </w:pPr>
       <w:r>
-        <w:t xml:space="preserve">3.13.1 Non-numeric types:</w:t>
+        <w:t xml:space="preserve">2.13.1 Non-numeric types:</w:t>
       </w:r>
     </w:p>
     <w:p>
@@ -27412,7 +27313,7 @@
         <w:pStyle w:val="Heading3"/>
       </w:pPr>
       <w:r>
-        <w:t xml:space="preserve">3.13.2 Numeric types:</w:t>
+        <w:t xml:space="preserve">2.13.2 Numeric types:</w:t>
       </w:r>
     </w:p>
     <w:p>
@@ -36792,7 +36693,7 @@
         <w:pStyle w:val="Heading2"/>
       </w:pPr>
       <w:r>
-        <w:t xml:space="preserve">3.14 constraint</w:t>
+        <w:t xml:space="preserve">2.14 constraint</w:t>
       </w:r>
     </w:p>
     <w:p>

--- a/guide-eml-bp/guide-eml-bp_v3.1.docx
+++ b/guide-eml-bp/guide-eml-bp_v3.1.docx
@@ -175,7 +175,7 @@
         <w:pStyle w:val="Date"/>
       </w:pPr>
       <w:r>
-        <w:t xml:space="preserve">2026-09-22</w:t>
+        <w:t xml:space="preserve">2019-12-31</w:t>
       </w:r>
     </w:p>
     <w:p>
@@ -269,7 +269,7 @@
         <w:pStyle w:val="BodyText"/>
       </w:pPr>
       <w:r>
-        <w:t xml:space="preserve">The recommendations for EML metadata apply to all data packages. This book is a reproduction of V3 of the static PDF document</w:t>
+        <w:t xml:space="preserve">The recommendations for EML metadata apply to all data packages. This book is a reproduction of version 3.0 of the static PDF document</w:t>
       </w:r>
       <w:r>
         <w:t xml:space="preserve"> </w:t>
@@ -281,7 +281,22 @@
         <w:t xml:space="preserve"> </w:t>
       </w:r>
       <w:r>
-        <w:t xml:space="preserve">last updated in 2017. The entire most recent (versioned, citable) release will be made available as a PDF.</w:t>
+        <w:t xml:space="preserve">last updated in 2017. The guide was subsequently placed online in this repository in 2019 and lightly edited and reformatted in the progress. The online version is now version 3.1, and is available from this cite in PDF, MS Word, and Quarto markdown formats. The original souce document, version 3.0, is available as a PDF in the</w:t>
+      </w:r>
+      <w:r>
+        <w:t xml:space="preserve"> </w:t>
+      </w:r>
+      <w:r>
+        <w:rPr>
+          <w:rStyle w:val="VerbatimChar"/>
+        </w:rPr>
+        <w:t xml:space="preserve">archive/guide-eml-bp/</w:t>
+      </w:r>
+      <w:r>
+        <w:t xml:space="preserve"> </w:t>
+      </w:r>
+      <w:r>
+        <w:t xml:space="preserve">directory.</w:t>
       </w:r>
     </w:p>
     <w:p>
@@ -289,7 +304,11 @@
         <w:pStyle w:val="BodyText"/>
       </w:pPr>
       <w:r>
-        <w:t xml:space="preserve">Please cite as:</w:t>
+        <w:rPr>
+          <w:b/>
+          <w:bCs/>
+        </w:rPr>
+        <w:t xml:space="preserve">Please cite this document as:</w:t>
       </w:r>
     </w:p>
     <w:p>
@@ -297,7 +316,7 @@
         <w:pStyle w:val="BodyText"/>
       </w:pPr>
       <w:r>
-        <w:t xml:space="preserve">Best Practices for Dataset Metadata in Ecological Metadata Language (EML Best Practices V3). 2017. Environmental Data Initiative.</w:t>
+        <w:t xml:space="preserve">Best Practices for Dataset Metadata in Ecological Metadata Language (EML Best Practices version 3.1). 2019. Environmental Data Initiative.</w:t>
       </w:r>
     </w:p>
     <w:bookmarkStart w:id="15" w:name="conventions-and-definitions"/>

--- a/guide-eml-bp/guide-eml-bp_v3.1.docx
+++ b/guide-eml-bp/guide-eml-bp_v3.1.docx
@@ -239,7 +239,7 @@
       </w:pPr>
     </w:p>
     <w:bookmarkEnd w:id="9"/>
-    <w:bookmarkStart w:id="16" w:name="preface"/>
+    <w:bookmarkStart w:id="17" w:name="preface"/>
     <w:p>
       <w:pPr>
         <w:pStyle w:val="Heading1"/>
@@ -316,10 +316,33 @@
         <w:pStyle w:val="BodyText"/>
       </w:pPr>
       <w:r>
-        <w:t xml:space="preserve">Best Practices for Dataset Metadata in Ecological Metadata Language (EML Best Practices version 3.1). 2019. Environmental Data Initiative.</w:t>
-      </w:r>
+        <w:t xml:space="preserve">Bahauddin, D., Benson, B., Boose, E., Brunt, J., Costa, D., Gries, C., Henshaw, D., O’Brien, M., Ramsey, K., Gil, I. S., Servilla, M., Sheldon, W., Tarrant, P., Valentine, T., Castle, J. V., Vanderbilt, K., Walsh, J., Xia, Y., &amp; Committee, L. N. I. M. (2019). EDIorg/data-package-best-practices:</w:t>
+      </w:r>
+      <w:r>
+        <w:t xml:space="preserve"> </w:t>
+      </w:r>
+      <w:r>
+        <w:t xml:space="preserve">“Best Practices for Dataset Metadata in Ecological Metadata Language (EML)”</w:t>
+      </w:r>
+      <w:r>
+        <w:t xml:space="preserve"> </w:t>
+      </w:r>
+      <w:r>
+        <w:t xml:space="preserve">version 3.1 (Version guide-eml-bp_v3.1). Zenodo.</w:t>
+      </w:r>
+      <w:r>
+        <w:t xml:space="preserve"> </w:t>
+      </w:r>
+      <w:hyperlink r:id="rId10">
+        <w:r>
+          <w:rPr>
+            <w:rStyle w:val="Hyperlink"/>
+          </w:rPr>
+          <w:t xml:space="preserve">https://doi.org/10.5281/zenodo.22910975</w:t>
+        </w:r>
+      </w:hyperlink>
     </w:p>
-    <w:bookmarkStart w:id="15" w:name="conventions-and-definitions"/>
+    <w:bookmarkStart w:id="16" w:name="conventions-and-definitions"/>
     <w:p>
       <w:pPr>
         <w:pStyle w:val="Heading2"/>
@@ -328,7 +351,7 @@
         <w:t xml:space="preserve">Conventions and Definitions</w:t>
       </w:r>
     </w:p>
-    <w:bookmarkStart w:id="10" w:name="audience"/>
+    <w:bookmarkStart w:id="11" w:name="audience"/>
     <w:p>
       <w:pPr>
         <w:pStyle w:val="Heading3"/>
@@ -369,8 +392,8 @@
         <w:t xml:space="preserve">the process for contributing data to a repository. If you reached this document from a repository’s help-page, contact them for more information.</w:t>
       </w:r>
     </w:p>
-    <w:bookmarkEnd w:id="10"/>
-    <w:bookmarkStart w:id="11" w:name="fonts-and-typeface"/>
+    <w:bookmarkEnd w:id="11"/>
+    <w:bookmarkStart w:id="12" w:name="fonts-and-typeface"/>
     <w:p>
       <w:pPr>
         <w:pStyle w:val="Heading3"/>
@@ -517,8 +540,8 @@
         <w:t xml:space="preserve">, and are placed in separate paragraphs, in italic.</w:t>
       </w:r>
     </w:p>
-    <w:bookmarkEnd w:id="11"/>
-    <w:bookmarkStart w:id="12" w:name="definitions"/>
+    <w:bookmarkEnd w:id="12"/>
+    <w:bookmarkStart w:id="13" w:name="definitions"/>
     <w:p>
       <w:pPr>
         <w:pStyle w:val="Heading3"/>
@@ -621,8 +644,8 @@
         <w:t xml:space="preserve">.</w:t>
       </w:r>
     </w:p>
-    <w:bookmarkEnd w:id="12"/>
-    <w:bookmarkStart w:id="14" w:name="other-eml-resources"/>
+    <w:bookmarkEnd w:id="13"/>
+    <w:bookmarkStart w:id="15" w:name="other-eml-resources"/>
     <w:p>
       <w:pPr>
         <w:pStyle w:val="Heading3"/>
@@ -650,7 +673,7 @@
       <w:r>
         <w:t xml:space="preserve"> </w:t>
       </w:r>
-      <w:hyperlink r:id="rId13">
+      <w:hyperlink r:id="rId14">
         <w:r>
           <w:rPr>
             <w:rStyle w:val="Hyperlink"/>
@@ -659,10 +682,10 @@
         </w:r>
       </w:hyperlink>
     </w:p>
-    <w:bookmarkEnd w:id="14"/>
     <w:bookmarkEnd w:id="15"/>
     <w:bookmarkEnd w:id="16"/>
-    <w:bookmarkStart w:id="22" w:name="introduction"/>
+    <w:bookmarkEnd w:id="17"/>
+    <w:bookmarkStart w:id="23" w:name="introduction"/>
     <w:p>
       <w:pPr>
         <w:pStyle w:val="Heading1"/>
@@ -747,7 +770,7 @@
         <w:t xml:space="preserve">At time of the document’s original publication (late 2017), the version of EML currently in production was EML.2.1.1. EML 2.2.0 is anticipated within the next year. Contact EDI for more information.</w:t>
       </w:r>
     </w:p>
-    <w:bookmarkStart w:id="17" w:name="history"/>
+    <w:bookmarkStart w:id="18" w:name="history"/>
     <w:p>
       <w:pPr>
         <w:pStyle w:val="Heading2"/>
@@ -1068,8 +1091,8 @@
         <w:t xml:space="preserve">Yang Xia</w:t>
       </w:r>
     </w:p>
-    <w:bookmarkEnd w:id="17"/>
-    <w:bookmarkStart w:id="21" w:name="general-recommendations"/>
+    <w:bookmarkEnd w:id="18"/>
+    <w:bookmarkStart w:id="22" w:name="general-recommendations"/>
     <w:p>
       <w:pPr>
         <w:pStyle w:val="Heading2"/>
@@ -1086,7 +1109,7 @@
         <w:t xml:space="preserve">Following are general best practices for handling EML dataset metadata:</w:t>
       </w:r>
     </w:p>
-    <w:bookmarkStart w:id="18" w:name="metadata-distribution"/>
+    <w:bookmarkStart w:id="19" w:name="metadata-distribution"/>
     <w:p>
       <w:pPr>
         <w:pStyle w:val="Heading3"/>
@@ -1103,8 +1126,8 @@
         <w:t xml:space="preserve">Do not publicly distribute EML documents containing elements with incorrect information, e.g., as a workaround for missing metadata or to meet validation requirements. Pre-publication drafts, or EML produced for demonstration or testing purposes should be clearly identified as such and not contributed to public archives, because these are passed on to large-scale clearinghouses. For previews of drafts or handling test and demonstration data packages, consult your repository to learn about options.</w:t>
       </w:r>
     </w:p>
-    <w:bookmarkEnd w:id="18"/>
-    <w:bookmarkStart w:id="19" w:name="data-package-identifiers"/>
+    <w:bookmarkEnd w:id="19"/>
+    <w:bookmarkStart w:id="20" w:name="data-package-identifiers"/>
     <w:p>
       <w:pPr>
         <w:pStyle w:val="Heading3"/>
@@ -1121,8 +1144,8 @@
         <w:t xml:space="preserve">Metadata and data set versioning are controlled by the contributor, and so identifiers are tied to local systems. Many repository systems that accept EML-described data support principles of immutable metadata and data entity versioning. EML has elements to contain package identifiers, although these may also be assigned externally. It is the responsibility of the submitters to understand the practices of their intended repository when using identifiers.</w:t>
       </w:r>
     </w:p>
-    <w:bookmarkEnd w:id="19"/>
-    <w:bookmarkStart w:id="20" w:name="high-priority-elements"/>
+    <w:bookmarkEnd w:id="20"/>
+    <w:bookmarkStart w:id="21" w:name="high-priority-elements"/>
     <w:p>
       <w:pPr>
         <w:pStyle w:val="Heading3"/>
@@ -1319,10 +1342,10 @@
         <w:t xml:space="preserve">&gt; elements.</w:t>
       </w:r>
     </w:p>
-    <w:bookmarkEnd w:id="20"/>
     <w:bookmarkEnd w:id="21"/>
     <w:bookmarkEnd w:id="22"/>
-    <w:bookmarkStart w:id="69" w:name="X99a0fa8ac3fad7ae1854d8b5dde50c79652aa3a"/>
+    <w:bookmarkEnd w:id="23"/>
+    <w:bookmarkStart w:id="70" w:name="X99a0fa8ac3fad7ae1854d8b5dde50c79652aa3a"/>
     <w:p>
       <w:pPr>
         <w:pStyle w:val="Heading1"/>
@@ -1331,7 +1354,7 @@
         <w:t xml:space="preserve">2. Content recommendations for Elements and Attributes</w:t>
       </w:r>
     </w:p>
-    <w:bookmarkStart w:id="25" w:name="Root_element"/>
+    <w:bookmarkStart w:id="26" w:name="Root_element"/>
     <w:p>
       <w:pPr>
         <w:pStyle w:val="Heading2"/>
@@ -1366,7 +1389,7 @@
         <w:t xml:space="preserve">The root element holds two important parts, both of which are optional, but recommended.</w:t>
       </w:r>
     </w:p>
-    <w:bookmarkStart w:id="23" w:name="schemalocation-xml-attribute"/>
+    <w:bookmarkStart w:id="24" w:name="schemalocation-xml-attribute"/>
     <w:p>
       <w:pPr>
         <w:pStyle w:val="Heading3"/>
@@ -1401,8 +1424,8 @@
         <w:t xml:space="preserve">The schemaLocation attribute tells a processor the name of the schema to which the EML document belongs and where to find it. Most repositories check schema compliance when data packages are deposited, but it is highly recommended that data managers know how and where to specify the schema that their metadata document should adhere to. This way, they can validate their own work in progress, e.g., through an XML editor like OxygenXML.</w:t>
       </w:r>
     </w:p>
-    <w:bookmarkEnd w:id="23"/>
-    <w:bookmarkStart w:id="24" w:name="packageid-xml-attribute"/>
+    <w:bookmarkEnd w:id="24"/>
+    <w:bookmarkStart w:id="25" w:name="packageid-xml-attribute"/>
     <w:p>
       <w:pPr>
         <w:pStyle w:val="Heading3"/>
@@ -1509,9 +1532,9 @@
         <w:t xml:space="preserve">unless another scope is justified by prior arrangement. See Example 1.</w:t>
       </w:r>
     </w:p>
-    <w:bookmarkEnd w:id="24"/>
     <w:bookmarkEnd w:id="25"/>
-    <w:bookmarkStart w:id="32" w:name="top-level-elements"/>
+    <w:bookmarkEnd w:id="26"/>
+    <w:bookmarkStart w:id="33" w:name="top-level-elements"/>
     <w:p>
       <w:pPr>
         <w:pStyle w:val="Heading2"/>
@@ -1637,7 +1660,7 @@
         </w:r>
       </w:hyperlink>
     </w:p>
-    <w:bookmarkStart w:id="26" w:name="Xf9e8dfd3e65deb1b29247861f45f19bb88c3a60"/>
+    <w:bookmarkStart w:id="27" w:name="Xf9e8dfd3e65deb1b29247861f45f19bb88c3a60"/>
     <w:p>
       <w:pPr>
         <w:pStyle w:val="Heading3"/>
@@ -2379,8 +2402,8 @@
         <w:t xml:space="preserve">&gt;</w:t>
       </w:r>
     </w:p>
-    <w:bookmarkEnd w:id="26"/>
-    <w:bookmarkStart w:id="27" w:name="access"/>
+    <w:bookmarkEnd w:id="27"/>
+    <w:bookmarkStart w:id="28" w:name="access"/>
     <w:p>
       <w:pPr>
         <w:pStyle w:val="Heading3"/>
@@ -2902,8 +2925,8 @@
         <w:t xml:space="preserve">&gt;</w:t>
       </w:r>
     </w:p>
-    <w:bookmarkEnd w:id="27"/>
-    <w:bookmarkStart w:id="30" w:name="dataset"/>
+    <w:bookmarkEnd w:id="28"/>
+    <w:bookmarkStart w:id="31" w:name="dataset"/>
     <w:p>
       <w:pPr>
         <w:pStyle w:val="Heading3"/>
@@ -3443,7 +3466,7 @@
         <w:t xml:space="preserve">]</w:t>
       </w:r>
     </w:p>
-    <w:bookmarkStart w:id="28" w:name="alternateidentifier"/>
+    <w:bookmarkStart w:id="29" w:name="alternateidentifier"/>
     <w:p>
       <w:pPr>
         <w:pStyle w:val="Heading4"/>
@@ -3608,8 +3631,8 @@
         <w:t xml:space="preserve">additional comments under entities, below.)</w:t>
       </w:r>
     </w:p>
-    <w:bookmarkEnd w:id="28"/>
-    <w:bookmarkStart w:id="29" w:name="title-dataset"/>
+    <w:bookmarkEnd w:id="29"/>
+    <w:bookmarkStart w:id="30" w:name="title-dataset"/>
     <w:p>
       <w:pPr>
         <w:pStyle w:val="Heading4"/>
@@ -3897,9 +3920,9 @@
         <w:t xml:space="preserve">&gt;</w:t>
       </w:r>
     </w:p>
-    <w:bookmarkEnd w:id="29"/>
     <w:bookmarkEnd w:id="30"/>
-    <w:bookmarkStart w:id="31" w:name="additionalMetadata"/>
+    <w:bookmarkEnd w:id="31"/>
+    <w:bookmarkStart w:id="32" w:name="additionalMetadata"/>
     <w:p>
       <w:pPr>
         <w:pStyle w:val="Heading3"/>
@@ -4699,9 +4722,9 @@
         <w:t xml:space="preserve">&gt;</w:t>
       </w:r>
     </w:p>
-    <w:bookmarkEnd w:id="31"/>
     <w:bookmarkEnd w:id="32"/>
-    <w:bookmarkStart w:id="39" w:name="people-and-organizations-parties"/>
+    <w:bookmarkEnd w:id="33"/>
+    <w:bookmarkStart w:id="40" w:name="people-and-organizations-parties"/>
     <w:p>
       <w:pPr>
         <w:pStyle w:val="Heading2"/>
@@ -5049,7 +5072,7 @@
         <w:t xml:space="preserve">are included for completeness.</w:t>
       </w:r>
     </w:p>
-    <w:bookmarkStart w:id="33" w:name="userid"/>
+    <w:bookmarkStart w:id="34" w:name="userid"/>
     <w:p>
       <w:pPr>
         <w:pStyle w:val="Heading3"/>
@@ -7055,8 +7078,8 @@
         <w:t xml:space="preserve">&gt;</w:t>
       </w:r>
     </w:p>
-    <w:bookmarkEnd w:id="33"/>
-    <w:bookmarkStart w:id="34" w:name="creator"/>
+    <w:bookmarkEnd w:id="34"/>
+    <w:bookmarkStart w:id="35" w:name="creator"/>
     <w:p>
       <w:pPr>
         <w:pStyle w:val="Heading3"/>
@@ -7213,8 +7236,8 @@
         <w:t xml:space="preserve">it blurs the credit for long-term data.</w:t>
       </w:r>
     </w:p>
-    <w:bookmarkEnd w:id="34"/>
-    <w:bookmarkStart w:id="35" w:name="metadataprovider"/>
+    <w:bookmarkEnd w:id="35"/>
+    <w:bookmarkStart w:id="36" w:name="metadataprovider"/>
     <w:p>
       <w:pPr>
         <w:pStyle w:val="Heading3"/>
@@ -7852,8 +7875,8 @@
         <w:t xml:space="preserve">&gt;</w:t>
       </w:r>
     </w:p>
-    <w:bookmarkEnd w:id="35"/>
-    <w:bookmarkStart w:id="36" w:name="associatedparty"/>
+    <w:bookmarkEnd w:id="36"/>
+    <w:bookmarkStart w:id="37" w:name="associatedparty"/>
     <w:p>
       <w:pPr>
         <w:pStyle w:val="Heading3"/>
@@ -8692,8 +8715,8 @@
         <w:t xml:space="preserve">&gt;</w:t>
       </w:r>
     </w:p>
-    <w:bookmarkEnd w:id="36"/>
-    <w:bookmarkStart w:id="37" w:name="contact"/>
+    <w:bookmarkEnd w:id="37"/>
+    <w:bookmarkStart w:id="38" w:name="contact"/>
     <w:p>
       <w:pPr>
         <w:pStyle w:val="Heading3"/>
@@ -9385,8 +9408,8 @@
         <w:t xml:space="preserve">&gt;</w:t>
       </w:r>
     </w:p>
-    <w:bookmarkEnd w:id="37"/>
-    <w:bookmarkStart w:id="38" w:name="publisher"/>
+    <w:bookmarkEnd w:id="38"/>
+    <w:bookmarkStart w:id="39" w:name="publisher"/>
     <w:p>
       <w:pPr>
         <w:pStyle w:val="Heading3"/>
@@ -9602,9 +9625,9 @@
         <w:t xml:space="preserve">&gt;</w:t>
       </w:r>
     </w:p>
-    <w:bookmarkEnd w:id="38"/>
     <w:bookmarkEnd w:id="39"/>
-    <w:bookmarkStart w:id="40" w:name="pubdate"/>
+    <w:bookmarkEnd w:id="40"/>
+    <w:bookmarkStart w:id="41" w:name="pubdate"/>
     <w:p>
       <w:pPr>
         <w:pStyle w:val="Heading2"/>
@@ -9745,8 +9768,8 @@
         <w:t xml:space="preserve">are to enhance discovery.</w:t>
       </w:r>
     </w:p>
-    <w:bookmarkEnd w:id="40"/>
-    <w:bookmarkStart w:id="41" w:name="abstract"/>
+    <w:bookmarkEnd w:id="41"/>
+    <w:bookmarkStart w:id="42" w:name="abstract"/>
     <w:p>
       <w:pPr>
         <w:pStyle w:val="Heading2"/>
@@ -9903,8 +9926,8 @@
         <w:t xml:space="preserve">that seem most relevant for searches.</w:t>
       </w:r>
     </w:p>
-    <w:bookmarkEnd w:id="41"/>
-    <w:bookmarkStart w:id="42" w:name="keywordset-and-keyword"/>
+    <w:bookmarkEnd w:id="42"/>
+    <w:bookmarkStart w:id="43" w:name="keywordset-and-keyword"/>
     <w:p>
       <w:pPr>
         <w:pStyle w:val="Heading2"/>
@@ -11391,8 +11414,8 @@
         <w:t xml:space="preserve">&gt;</w:t>
       </w:r>
     </w:p>
-    <w:bookmarkEnd w:id="42"/>
-    <w:bookmarkStart w:id="43" w:name="intellectualrights"/>
+    <w:bookmarkEnd w:id="43"/>
+    <w:bookmarkStart w:id="44" w:name="intellectualrights"/>
     <w:p>
       <w:pPr>
         <w:pStyle w:val="Heading2"/>
@@ -11882,8 +11905,8 @@
         <w:t xml:space="preserve">&gt;</w:t>
       </w:r>
     </w:p>
-    <w:bookmarkEnd w:id="43"/>
-    <w:bookmarkStart w:id="46" w:name="distribution"/>
+    <w:bookmarkEnd w:id="44"/>
+    <w:bookmarkStart w:id="47" w:name="distribution"/>
     <w:p>
       <w:pPr>
         <w:pStyle w:val="Heading2"/>
@@ -11944,7 +11967,7 @@
         <w:t xml:space="preserve">entity levels.</w:t>
       </w:r>
     </w:p>
-    <w:bookmarkStart w:id="44" w:name="dataset-level"/>
+    <w:bookmarkStart w:id="45" w:name="dataset-level"/>
     <w:p>
       <w:pPr>
         <w:pStyle w:val="Heading3"/>
@@ -12251,8 +12274,8 @@
         <w:t xml:space="preserve">&gt;</w:t>
       </w:r>
     </w:p>
-    <w:bookmarkEnd w:id="44"/>
-    <w:bookmarkStart w:id="45" w:name="entity-level"/>
+    <w:bookmarkEnd w:id="45"/>
+    <w:bookmarkStart w:id="46" w:name="entity-level"/>
     <w:p>
       <w:pPr>
         <w:pStyle w:val="Heading3"/>
@@ -13273,9 +13296,9 @@
         <w:t xml:space="preserve">&gt;</w:t>
       </w:r>
     </w:p>
-    <w:bookmarkEnd w:id="45"/>
     <w:bookmarkEnd w:id="46"/>
-    <w:bookmarkStart w:id="50" w:name="coverage"/>
+    <w:bookmarkEnd w:id="47"/>
+    <w:bookmarkStart w:id="51" w:name="coverage"/>
     <w:p>
       <w:pPr>
         <w:pStyle w:val="Heading2"/>
@@ -13476,7 +13499,7 @@
         <w:t xml:space="preserve">XPaths, there are many options for how coverage elements can be used.</w:t>
       </w:r>
     </w:p>
-    <w:bookmarkStart w:id="47" w:name="geographiccoverage"/>
+    <w:bookmarkStart w:id="48" w:name="geographiccoverage"/>
     <w:p>
       <w:pPr>
         <w:pStyle w:val="Heading3"/>
@@ -15365,8 +15388,8 @@
         <w:t xml:space="preserve">different data file types at EDI).</w:t>
       </w:r>
     </w:p>
-    <w:bookmarkEnd w:id="47"/>
-    <w:bookmarkStart w:id="48" w:name="temporalcoverage"/>
+    <w:bookmarkEnd w:id="48"/>
+    <w:bookmarkStart w:id="49" w:name="temporalcoverage"/>
     <w:p>
       <w:pPr>
         <w:pStyle w:val="Heading3"/>
@@ -15853,8 +15876,8 @@
         <w:t xml:space="preserve">&gt;</w:t>
       </w:r>
     </w:p>
-    <w:bookmarkEnd w:id="48"/>
-    <w:bookmarkStart w:id="49" w:name="taxonomiccoverage"/>
+    <w:bookmarkEnd w:id="49"/>
+    <w:bookmarkStart w:id="50" w:name="taxonomiccoverage"/>
     <w:p>
       <w:pPr>
         <w:pStyle w:val="Heading3"/>
@@ -18313,9 +18336,9 @@
         <w:t xml:space="preserve">&gt;</w:t>
       </w:r>
     </w:p>
-    <w:bookmarkEnd w:id="49"/>
     <w:bookmarkEnd w:id="50"/>
-    <w:bookmarkStart w:id="51" w:name="maintenance"/>
+    <w:bookmarkEnd w:id="51"/>
+    <w:bookmarkStart w:id="52" w:name="maintenance"/>
     <w:p>
       <w:pPr>
         <w:pStyle w:val="Heading2"/>
@@ -18519,8 +18542,8 @@
         <w:t xml:space="preserve">&gt;</w:t>
       </w:r>
     </w:p>
-    <w:bookmarkEnd w:id="51"/>
-    <w:bookmarkStart w:id="57" w:name="methods"/>
+    <w:bookmarkEnd w:id="52"/>
+    <w:bookmarkStart w:id="58" w:name="methods"/>
     <w:p>
       <w:pPr>
         <w:pStyle w:val="Heading2"/>
@@ -18885,7 +18908,7 @@
         <w:t xml:space="preserve">&gt;.</w:t>
       </w:r>
     </w:p>
-    <w:bookmarkStart w:id="54" w:name="methodstep"/>
+    <w:bookmarkStart w:id="55" w:name="methodstep"/>
     <w:p>
       <w:pPr>
         <w:pStyle w:val="Heading3"/>
@@ -19064,7 +19087,7 @@
         <w:t xml:space="preserve">entire protocol may be written into EML under protocol/methodStep.</w:t>
       </w:r>
     </w:p>
-    <w:bookmarkStart w:id="52" w:name="instrumentation"/>
+    <w:bookmarkStart w:id="53" w:name="instrumentation"/>
     <w:p>
       <w:pPr>
         <w:pStyle w:val="Heading4"/>
@@ -19132,8 +19155,8 @@
         <w:t xml:space="preserve">&gt;.</w:t>
       </w:r>
     </w:p>
-    <w:bookmarkEnd w:id="52"/>
-    <w:bookmarkStart w:id="53" w:name="datasource"/>
+    <w:bookmarkEnd w:id="53"/>
+    <w:bookmarkStart w:id="54" w:name="datasource"/>
     <w:p>
       <w:pPr>
         <w:pStyle w:val="Heading4"/>
@@ -19274,9 +19297,9 @@
         <w:t xml:space="preserve">repository resources from EDI.</w:t>
       </w:r>
     </w:p>
-    <w:bookmarkEnd w:id="53"/>
     <w:bookmarkEnd w:id="54"/>
-    <w:bookmarkStart w:id="55" w:name="sampling"/>
+    <w:bookmarkEnd w:id="55"/>
+    <w:bookmarkStart w:id="56" w:name="sampling"/>
     <w:p>
       <w:pPr>
         <w:pStyle w:val="Heading3"/>
@@ -19571,8 +19594,8 @@
         <w:t xml:space="preserve">sampling methods section in a journal article.</w:t>
       </w:r>
     </w:p>
-    <w:bookmarkEnd w:id="55"/>
-    <w:bookmarkStart w:id="56" w:name="qualitycontrol"/>
+    <w:bookmarkEnd w:id="56"/>
+    <w:bookmarkStart w:id="57" w:name="qualitycontrol"/>
     <w:p>
       <w:pPr>
         <w:pStyle w:val="Heading3"/>
@@ -22032,9 +22055,9 @@
         <w:t xml:space="preserve">&gt;</w:t>
       </w:r>
     </w:p>
-    <w:bookmarkEnd w:id="56"/>
     <w:bookmarkEnd w:id="57"/>
-    <w:bookmarkStart w:id="58" w:name="project"/>
+    <w:bookmarkEnd w:id="58"/>
+    <w:bookmarkStart w:id="59" w:name="project"/>
     <w:p>
       <w:pPr>
         <w:pStyle w:val="Heading2"/>
@@ -23649,8 +23672,8 @@
         <w:t xml:space="preserve">&gt;</w:t>
       </w:r>
     </w:p>
-    <w:bookmarkEnd w:id="58"/>
-    <w:bookmarkStart w:id="60" w:name="X1867f2ea0c037588fe8ecd3a3c22f23d1678310"/>
+    <w:bookmarkEnd w:id="59"/>
+    <w:bookmarkStart w:id="61" w:name="X1867f2ea0c037588fe8ecd3a3c22f23d1678310"/>
     <w:p>
       <w:pPr>
         <w:pStyle w:val="Heading2"/>
@@ -24754,7 +24777,7 @@
       <w:r>
         <w:t xml:space="preserve"> </w:t>
       </w:r>
-      <w:hyperlink r:id="rId59">
+      <w:hyperlink r:id="rId60">
         <w:r>
           <w:rPr>
             <w:rStyle w:val="Hyperlink"/>
@@ -26725,8 +26748,8 @@
         </w:tc>
       </w:tr>
     </w:tbl>
-    <w:bookmarkEnd w:id="60"/>
-    <w:bookmarkStart w:id="64" w:name="attributelist"/>
+    <w:bookmarkEnd w:id="61"/>
+    <w:bookmarkStart w:id="65" w:name="attributelist"/>
     <w:p>
       <w:pPr>
         <w:pStyle w:val="Heading2"/>
@@ -27151,7 +27174,7 @@
         <w:t xml:space="preserve">nominal, ordinal, interval, ratio, or dateTime, as follows:</w:t>
       </w:r>
     </w:p>
-    <w:bookmarkStart w:id="61" w:name="non-numeric-types"/>
+    <w:bookmarkStart w:id="62" w:name="non-numeric-types"/>
     <w:p>
       <w:pPr>
         <w:pStyle w:val="Heading3"/>
@@ -27325,8 +27348,8 @@
         <w:t xml:space="preserve">.</w:t>
       </w:r>
     </w:p>
-    <w:bookmarkEnd w:id="61"/>
-    <w:bookmarkStart w:id="63" w:name="numeric-types"/>
+    <w:bookmarkEnd w:id="62"/>
+    <w:bookmarkStart w:id="64" w:name="numeric-types"/>
     <w:p>
       <w:pPr>
         <w:pStyle w:val="Heading3"/>
@@ -27682,7 +27705,7 @@
       <w:r>
         <w:t xml:space="preserve">(</w:t>
       </w:r>
-      <w:hyperlink r:id="rId62">
+      <w:hyperlink r:id="rId63">
         <w:r>
           <w:rPr>
             <w:rStyle w:val="Hyperlink"/>
@@ -36452,7 +36475,7 @@
       <w:r>
         <w:t xml:space="preserve"> </w:t>
       </w:r>
-      <w:hyperlink r:id="rId59">
+      <w:hyperlink r:id="rId60">
         <w:r>
           <w:rPr>
             <w:rStyle w:val="Hyperlink"/>
@@ -36704,9 +36727,9 @@
         </w:tc>
       </w:tr>
     </w:tbl>
-    <w:bookmarkEnd w:id="63"/>
     <w:bookmarkEnd w:id="64"/>
-    <w:bookmarkStart w:id="68" w:name="constraint"/>
+    <w:bookmarkEnd w:id="65"/>
+    <w:bookmarkStart w:id="69" w:name="constraint"/>
     <w:p>
       <w:pPr>
         <w:pStyle w:val="Heading2"/>
@@ -37620,8 +37643,8 @@
         <w:t xml:space="preserve">&gt;</w:t>
       </w:r>
     </w:p>
-    <w:bookmarkStart w:id="67" w:name="refs"/>
-    <w:bookmarkStart w:id="66" w:name="ref-jones_ecological_2019"/>
+    <w:bookmarkStart w:id="68" w:name="refs"/>
+    <w:bookmarkStart w:id="67" w:name="ref-jones_ecological_2019"/>
     <w:p>
       <w:pPr>
         <w:pStyle w:val="Bibliography"/>
@@ -37687,7 +37710,7 @@
       <w:r>
         <w:t xml:space="preserve"> </w:t>
       </w:r>
-      <w:hyperlink r:id="rId65">
+      <w:hyperlink r:id="rId66">
         <w:r>
           <w:rPr>
             <w:rStyle w:val="Hyperlink"/>
@@ -37699,10 +37722,10 @@
         <w:t xml:space="preserve">.</w:t>
       </w:r>
     </w:p>
-    <w:bookmarkEnd w:id="66"/>
     <w:bookmarkEnd w:id="67"/>
     <w:bookmarkEnd w:id="68"/>
     <w:bookmarkEnd w:id="69"/>
+    <w:bookmarkEnd w:id="70"/>
     <w:sectPr>
       <w:footnotePr>
         <w:numRestart w:val="eachSect"/>
